--- a/releases/evt-pre-20/2026-09-30-rev-d/Основной_пакет/05_Заказ_жгутов_и_кабелей/Заказ_на_изготовление_жгутов_и_кабелей.docx
+++ b/releases/evt-pre-20/2026-09-30-rev-d/Основной_пакет/05_Заказ_жгутов_и_кабелей/Заказ_на_изготовление_жгутов_и_кабелей.docx
@@ -5,137 +5,308 @@
     <w:p>
       <w:pPr>
         <w:pStyle w:val="a3"/>
-        <w:jc w:val="left"/>
-      </w:pPr>
-      <w:r>
+        <w:keepNext/>
+        <w:spacing w:line="240" w:lineRule="auto" w:before="0" w:after="0"/>
+        <w:ind w:firstLine="0"/>
+        <w:jc w:val="both"/>
+      </w:pPr>
+      <w:r>
+        <w:rPr>
+          <w:rFonts w:ascii="Times New Roman" w:hAnsi="Times New Roman" w:eastAsia="Times New Roman" w:cs="Times New Roman"/>
+          <w:b/>
+          <w:sz w:val="28"/>
+        </w:rPr>
         <w:t>Заказ на изготовление жгутов и кабелей EVT-PRE-20</w:t>
       </w:r>
     </w:p>
     <w:p>
-      <w:pPr/>
-      <w:r>
+      <w:pPr>
+        <w:spacing w:line="240" w:lineRule="auto" w:before="0" w:after="0"/>
+        <w:ind w:firstLine="709"/>
+        <w:jc w:val="both"/>
+      </w:pPr>
+      <w:r>
+        <w:rPr>
+          <w:rFonts w:ascii="Times New Roman" w:hAnsi="Times New Roman" w:eastAsia="Times New Roman" w:cs="Times New Roman"/>
+          <w:sz w:val="28"/>
+        </w:rPr>
         <w:t>Дионея · EVT-PRE-20 · 30 сентября 2026 года · Rev D</w:t>
       </w:r>
     </w:p>
     <w:p>
-      <w:pPr/>
-      <w:r>
+      <w:pPr>
+        <w:spacing w:line="240" w:lineRule="auto" w:before="0" w:after="0"/>
+        <w:ind w:firstLine="709"/>
+        <w:jc w:val="both"/>
+      </w:pPr>
+      <w:r>
+        <w:rPr>
+          <w:rFonts w:ascii="Times New Roman" w:hAnsi="Times New Roman" w:eastAsia="Times New Roman" w:cs="Times New Roman"/>
+          <w:sz w:val="28"/>
+        </w:rPr>
         <w:t>Заказ DIO-HARNESS-SET-EVT-D: 22 полных комплекта для 20 станций и двух комплектов резерва. Распайка и материалы зафиксированы; первый комплект проходит отдельную приёмку.</w:t>
       </w:r>
     </w:p>
     <w:p>
       <w:pPr>
         <w:pStyle w:val="2"/>
-      </w:pPr>
-      <w:r>
+        <w:keepNext/>
+        <w:spacing w:line="240" w:lineRule="auto" w:before="0" w:after="0"/>
+        <w:ind w:firstLine="0"/>
+        <w:jc w:val="both"/>
+      </w:pPr>
+      <w:r>
+        <w:rPr>
+          <w:rFonts w:ascii="Times New Roman" w:hAnsi="Times New Roman" w:eastAsia="Times New Roman" w:cs="Times New Roman"/>
+          <w:b/>
+          <w:sz w:val="28"/>
+        </w:rPr>
         <w:t>Состав поставки</w:t>
       </w:r>
     </w:p>
     <w:p>
-      <w:pPr/>
-      <w:r>
+      <w:pPr>
+        <w:spacing w:line="240" w:lineRule="auto" w:before="0" w:after="0"/>
+        <w:ind w:firstLine="709"/>
+        <w:jc w:val="both"/>
+      </w:pPr>
+      <w:r>
+        <w:rPr>
+          <w:rFonts w:ascii="Times New Roman" w:hAnsi="Times New Roman" w:eastAsia="Times New Roman" w:cs="Times New Roman"/>
+          <w:sz w:val="28"/>
+        </w:rPr>
         <w:t>88 жгутов H-MIC1…H-MIC4: по четыре на комплект, шесть цепей, нарезка 275 ±5 мм.</w:t>
       </w:r>
     </w:p>
     <w:p>
-      <w:pPr/>
-      <w:r>
+      <w:pPr>
+        <w:spacing w:line="240" w:lineRule="auto" w:before="0" w:after="0"/>
+        <w:ind w:firstLine="709"/>
+        <w:jc w:val="both"/>
+      </w:pPr>
+      <w:r>
+        <w:rPr>
+          <w:rFonts w:ascii="Times New Roman" w:hAnsi="Times New Roman" w:eastAsia="Times New Roman" w:cs="Times New Roman"/>
+          <w:sz w:val="28"/>
+        </w:rPr>
         <w:t>22 жгута H-MAIN-PWR: один на комплект, 12 цепей, нарезка 440 ±5 мм.</w:t>
       </w:r>
     </w:p>
     <w:p>
-      <w:pPr/>
-      <w:r>
+      <w:pPr>
+        <w:spacing w:line="240" w:lineRule="auto" w:before="0" w:after="0"/>
+        <w:ind w:firstLine="709"/>
+        <w:jc w:val="both"/>
+      </w:pPr>
+      <w:r>
+        <w:rPr>
+          <w:rFonts w:ascii="Times New Roman" w:hAnsi="Times New Roman" w:eastAsia="Times New Roman" w:cs="Times New Roman"/>
+          <w:sz w:val="28"/>
+        </w:rPr>
         <w:t>22 жгута H-BAT-PWR: один на комплект, две цепи, нарезка 330 ±5 мм.</w:t>
       </w:r>
     </w:p>
     <w:p>
-      <w:pPr/>
-      <w:r>
+      <w:pPr>
+        <w:spacing w:line="240" w:lineRule="auto" w:before="0" w:after="0"/>
+        <w:ind w:firstLine="709"/>
+        <w:jc w:val="both"/>
+      </w:pPr>
+      <w:r>
+        <w:rPr>
+          <w:rFonts w:ascii="Times New Roman" w:hAnsi="Times New Roman" w:eastAsia="Times New Roman" w:cs="Times New Roman"/>
+          <w:sz w:val="28"/>
+        </w:rPr>
         <w:t>Итого: 22 полных комплекта, 132 готовых жгута и 836 оконцованных проводников.</w:t>
       </w:r>
     </w:p>
     <w:p>
       <w:pPr>
         <w:pStyle w:val="2"/>
-      </w:pPr>
-      <w:r>
+        <w:keepNext/>
+        <w:spacing w:line="240" w:lineRule="auto" w:before="0" w:after="0"/>
+        <w:ind w:firstLine="0"/>
+        <w:jc w:val="both"/>
+      </w:pPr>
+      <w:r>
+        <w:rPr>
+          <w:rFonts w:ascii="Times New Roman" w:hAnsi="Times New Roman" w:eastAsia="Times New Roman" w:cs="Times New Roman"/>
+          <w:b/>
+          <w:sz w:val="28"/>
+        </w:rPr>
         <w:t>Материалы и окончания</w:t>
       </w:r>
     </w:p>
     <w:p>
-      <w:pPr/>
-      <w:r>
+      <w:pPr>
+        <w:spacing w:line="240" w:lineRule="auto" w:before="0" w:after="0"/>
+        <w:ind w:firstLine="709"/>
+        <w:jc w:val="both"/>
+      </w:pPr>
+      <w:r>
+        <w:rPr>
+          <w:rFonts w:ascii="Times New Roman" w:hAnsi="Times New Roman" w:eastAsia="Times New Roman" w:cs="Times New Roman"/>
+          <w:sz w:val="28"/>
+        </w:rPr>
         <w:t>H-MIC: провод TE 55A0111-24, 24 AWG; корпуса Molex 5040510601 и контакты 5040520098 с обоих концов.</w:t>
       </w:r>
     </w:p>
     <w:p>
-      <w:pPr/>
-      <w:r>
-        <w:t>H-MAIN-PWR: корпуса Molex 430251200; цепи 1–6 — TE 55A0111-18 и контакты 430300038; цепи 7–12 — Alpha Wire 3051 и контакты 430300001.</w:t>
-      </w:r>
-    </w:p>
-    <w:p>
-      <w:pPr/>
-      <w:r>
+      <w:pPr>
+        <w:spacing w:line="240" w:lineRule="auto" w:before="0" w:after="0"/>
+        <w:ind w:firstLine="709"/>
+        <w:jc w:val="both"/>
+      </w:pPr>
+      <w:r>
+        <w:rPr>
+          <w:rFonts w:ascii="Times New Roman" w:hAnsi="Times New Roman" w:eastAsia="Times New Roman" w:cs="Times New Roman"/>
+          <w:sz w:val="28"/>
+        </w:rPr>
+        <w:t>H-MAIN-PWR: корпуса Molex 430251200; цепи 1–6 – TE 55A0111-18 и контакты 430300038; цепи 7–12 – Alpha Wire 3051 и контакты 430300001.</w:t>
+      </w:r>
+    </w:p>
+    <w:p>
+      <w:pPr>
+        <w:spacing w:line="240" w:lineRule="auto" w:before="0" w:after="0"/>
+        <w:ind w:firstLine="709"/>
+        <w:jc w:val="both"/>
+      </w:pPr>
+      <w:r>
+        <w:rPr>
+          <w:rFonts w:ascii="Times New Roman" w:hAnsi="Times New Roman" w:eastAsia="Times New Roman" w:cs="Times New Roman"/>
+          <w:sz w:val="28"/>
+        </w:rPr>
         <w:t>H-BAT-PWR: TE 55A0111-18; со стороны батареи кольцевые наконечники TE 8-34114-1 M8, со стороны PCB-PWR корпус Molex 430250200 и контакты 430300038.</w:t>
       </w:r>
     </w:p>
     <w:p>
       <w:pPr>
         <w:pStyle w:val="2"/>
-      </w:pPr>
-      <w:r>
+        <w:keepNext/>
+        <w:spacing w:line="240" w:lineRule="auto" w:before="0" w:after="0"/>
+        <w:ind w:firstLine="0"/>
+        <w:jc w:val="both"/>
+      </w:pPr>
+      <w:r>
+        <w:rPr>
+          <w:rFonts w:ascii="Times New Roman" w:hAnsi="Times New Roman" w:eastAsia="Times New Roman" w:cs="Times New Roman"/>
+          <w:b/>
+          <w:sz w:val="28"/>
+        </w:rPr>
         <w:t>Порядок выпуска</w:t>
       </w:r>
     </w:p>
     <w:p>
-      <w:pPr/>
-      <w:r>
+      <w:pPr>
+        <w:spacing w:line="240" w:lineRule="auto" w:before="0" w:after="0"/>
+        <w:ind w:firstLine="709"/>
+        <w:jc w:val="both"/>
+      </w:pPr>
+      <w:r>
+        <w:rPr>
+          <w:rFonts w:ascii="Times New Roman" w:hAnsi="Times New Roman" w:eastAsia="Times New Roman" w:cs="Times New Roman"/>
+          <w:sz w:val="28"/>
+        </w:rPr>
         <w:t>Сначала изготовить один полный комплект из шести жгутов. Для каждого типа контакта зафиксировать применённую оснастку, высоту обжима и разрушающее усилие на технологических образцах. После PASS первого комплекта разрешается изготовить остальные 21 комплект без изменения материалов и процесса.</w:t>
       </w:r>
     </w:p>
     <w:p>
-      <w:pPr/>
-      <w:r>
+      <w:pPr>
+        <w:spacing w:line="240" w:lineRule="auto" w:before="0" w:after="0"/>
+        <w:ind w:firstLine="709"/>
+        <w:jc w:val="both"/>
+      </w:pPr>
+      <w:r>
+        <w:rPr>
+          <w:rFonts w:ascii="Times New Roman" w:hAnsi="Times New Roman" w:eastAsia="Times New Roman" w:cs="Times New Roman"/>
+          <w:sz w:val="28"/>
+        </w:rPr>
         <w:t>Любая замена MPN, сечения, цвета, длины, контакта, корпуса или перестановка полостей требует согласованного ECO до изготовления.</w:t>
       </w:r>
     </w:p>
     <w:p>
       <w:pPr>
         <w:pStyle w:val="2"/>
-      </w:pPr>
-      <w:r>
+        <w:keepNext/>
+        <w:spacing w:line="240" w:lineRule="auto" w:before="0" w:after="0"/>
+        <w:ind w:firstLine="0"/>
+        <w:jc w:val="both"/>
+      </w:pPr>
+      <w:r>
+        <w:rPr>
+          <w:rFonts w:ascii="Times New Roman" w:hAnsi="Times New Roman" w:eastAsia="Times New Roman" w:cs="Times New Roman"/>
+          <w:b/>
+          <w:sz w:val="28"/>
+        </w:rPr>
         <w:t>Контроль 100%</w:t>
       </w:r>
     </w:p>
     <w:p>
-      <w:pPr/>
-      <w:r>
-        <w:t>Проверить pin-to-pin, полярность, отсутствие обрывов и межцепных коротких замыканий. Предел сопротивления каждого проводника MIC и MAIN-PWR — 0,15 Ом; BAT-PWR — 0,10 Ом.</w:t>
-      </w:r>
-    </w:p>
-    <w:p>
-      <w:pPr/>
-      <w:r>
+      <w:pPr>
+        <w:spacing w:line="240" w:lineRule="auto" w:before="0" w:after="0"/>
+        <w:ind w:firstLine="709"/>
+        <w:jc w:val="both"/>
+      </w:pPr>
+      <w:r>
+        <w:rPr>
+          <w:rFonts w:ascii="Times New Roman" w:hAnsi="Times New Roman" w:eastAsia="Times New Roman" w:cs="Times New Roman"/>
+          <w:sz w:val="28"/>
+        </w:rPr>
+        <w:t>Проверить pin-to-pin, полярность, отсутствие обрывов и межцепных коротких замыканий. Предел сопротивления каждого проводника MIC и MAIN-PWR – 0,15 Ом; BAT-PWR – 0,10 Ом.</w:t>
+      </w:r>
+    </w:p>
+    <w:p>
+      <w:pPr>
+        <w:spacing w:line="240" w:lineRule="auto" w:before="0" w:after="0"/>
+        <w:ind w:firstLine="709"/>
+        <w:jc w:val="both"/>
+      </w:pPr>
+      <w:r>
+        <w:rPr>
+          <w:rFonts w:ascii="Times New Roman" w:hAnsi="Times New Roman" w:eastAsia="Times New Roman" w:cs="Times New Roman"/>
+          <w:sz w:val="28"/>
+        </w:rPr>
         <w:t>Визуально проверить жилы, изоляцию, фиксацию контактов, защёлки, маркировку обоих концов и разгрузку натяжения. Передать протокол первого изделия и электронный реестр результатов по каждому Harness_ID.</w:t>
       </w:r>
     </w:p>
     <w:p>
       <w:pPr>
         <w:pStyle w:val="2"/>
-      </w:pPr>
-      <w:r>
+        <w:keepNext/>
+        <w:spacing w:line="240" w:lineRule="auto" w:before="0" w:after="0"/>
+        <w:ind w:firstLine="0"/>
+        <w:jc w:val="both"/>
+      </w:pPr>
+      <w:r>
+        <w:rPr>
+          <w:rFonts w:ascii="Times New Roman" w:hAnsi="Times New Roman" w:eastAsia="Times New Roman" w:cs="Times New Roman"/>
+          <w:b/>
+          <w:sz w:val="28"/>
+        </w:rPr>
         <w:t>Приёмка на станции</w:t>
       </w:r>
     </w:p>
     <w:p>
-      <w:pPr/>
-      <w:r>
+      <w:pPr>
+        <w:spacing w:line="240" w:lineRule="auto" w:before="0" w:after="0"/>
+        <w:ind w:firstLine="709"/>
+        <w:jc w:val="both"/>
+      </w:pPr>
+      <w:r>
+        <w:rPr>
+          <w:rFonts w:ascii="Times New Roman" w:hAnsi="Times New Roman" w:eastAsia="Times New Roman" w:cs="Times New Roman"/>
+          <w:sz w:val="28"/>
+        </w:rPr>
         <w:t>После монтажа подтвердить трассу без пережатия и острых кромок, PDM/AAD для MIC, I²C 100 кГц и падение напряжения/нагрев для MAIN-PWR, полярность и нагрузку 5 А для BAT-PWR. Эти проверки относятся к EVT готовой станции.</w:t>
       </w:r>
     </w:p>
     <w:sectPr>
+      <w:headerReference w:type="default" r:id="rId7"/>
+      <w:footerReference w:type="default" r:id="rId8"/>
+      <w:headerReference w:type="first" r:id="rId9"/>
+      <w:footerReference w:type="first" r:id="rId10"/>
+      <w:headerReference w:type="even" r:id="rId11"/>
+      <w:footerReference w:type="even" r:id="rId12"/>
       <w:pgSz w:w="11906" w:h="16838"/>
       <w:pgMar w:top="1134" w:right="850" w:bottom="1134" w:left="1701" w:header="708" w:footer="708" w:gutter="0"/>
       <w:cols w:space="720"/>
@@ -143,6 +314,84 @@
     </w:sectPr>
   </w:body>
 </w:document>
+</file>
+
+<file path=word/footer1.xml><?xml version="1.0" encoding="utf-8"?>
+<w:ftr xmlns:m="http://schemas.openxmlformats.org/officeDocument/2006/math" xmlns:mc="http://schemas.openxmlformats.org/markup-compatibility/2006" xmlns:mo="http://schemas.microsoft.com/office/mac/office/2008/main" xmlns:mv="urn:schemas-microsoft-com:mac:vml" xmlns:o="urn:schemas-microsoft-com:office:office" xmlns:r="http://schemas.openxmlformats.org/officeDocument/2006/relationships" xmlns:v="urn:schemas-microsoft-com:vml" xmlns:w10="urn:schemas-microsoft-com:office:word" xmlns:w14="http://schemas.microsoft.com/office/word/2010/wordml" xmlns:w="http://schemas.openxmlformats.org/wordprocessingml/2006/main" xmlns:wne="http://schemas.microsoft.com/office/word/2006/wordml" xmlns:wp14="http://schemas.microsoft.com/office/word/2010/wordprocessingDrawing" xmlns:wp="http://schemas.openxmlformats.org/drawingml/2006/wordprocessingDrawing" xmlns:wpc="http://schemas.microsoft.com/office/word/2010/wordprocessingCanvas" xmlns:wpg="http://schemas.microsoft.com/office/word/2010/wordprocessingGroup" xmlns:wpi="http://schemas.microsoft.com/office/word/2010/wordprocessingInk" xmlns:wps="http://schemas.microsoft.com/office/word/2010/wordprocessingShape" mc:Ignorable="w14 wp14">
+  <w:p>
+    <w:pPr>
+      <w:pStyle w:val="Footer"/>
+      <w:spacing w:line="240" w:lineRule="auto" w:before="0" w:after="0"/>
+      <w:ind w:firstLine="709"/>
+      <w:jc w:val="both"/>
+    </w:pPr>
+  </w:p>
+</w:ftr>
+</file>
+
+<file path=word/footer2.xml><?xml version="1.0" encoding="utf-8"?>
+<w:ftr xmlns:m="http://schemas.openxmlformats.org/officeDocument/2006/math" xmlns:mc="http://schemas.openxmlformats.org/markup-compatibility/2006" xmlns:mo="http://schemas.microsoft.com/office/mac/office/2008/main" xmlns:mv="urn:schemas-microsoft-com:mac:vml" xmlns:o="urn:schemas-microsoft-com:office:office" xmlns:r="http://schemas.openxmlformats.org/officeDocument/2006/relationships" xmlns:v="urn:schemas-microsoft-com:vml" xmlns:w10="urn:schemas-microsoft-com:office:word" xmlns:w14="http://schemas.microsoft.com/office/word/2010/wordml" xmlns:w="http://schemas.openxmlformats.org/wordprocessingml/2006/main" xmlns:wne="http://schemas.microsoft.com/office/word/2006/wordml" xmlns:wp14="http://schemas.microsoft.com/office/word/2010/wordprocessingDrawing" xmlns:wp="http://schemas.openxmlformats.org/drawingml/2006/wordprocessingDrawing" xmlns:wpc="http://schemas.microsoft.com/office/word/2010/wordprocessingCanvas" xmlns:wpg="http://schemas.microsoft.com/office/word/2010/wordprocessingGroup" xmlns:wpi="http://schemas.microsoft.com/office/word/2010/wordprocessingInk" xmlns:wps="http://schemas.microsoft.com/office/word/2010/wordprocessingShape" mc:Ignorable="w14 wp14">
+  <w:p>
+    <w:pPr>
+      <w:pStyle w:val="Footer"/>
+      <w:spacing w:line="240" w:lineRule="auto" w:before="0" w:after="0"/>
+      <w:ind w:firstLine="709"/>
+      <w:jc w:val="both"/>
+    </w:pPr>
+  </w:p>
+</w:ftr>
+</file>
+
+<file path=word/footer3.xml><?xml version="1.0" encoding="utf-8"?>
+<w:ftr xmlns:m="http://schemas.openxmlformats.org/officeDocument/2006/math" xmlns:mc="http://schemas.openxmlformats.org/markup-compatibility/2006" xmlns:mo="http://schemas.microsoft.com/office/mac/office/2008/main" xmlns:mv="urn:schemas-microsoft-com:mac:vml" xmlns:o="urn:schemas-microsoft-com:office:office" xmlns:r="http://schemas.openxmlformats.org/officeDocument/2006/relationships" xmlns:v="urn:schemas-microsoft-com:vml" xmlns:w10="urn:schemas-microsoft-com:office:word" xmlns:w14="http://schemas.microsoft.com/office/word/2010/wordml" xmlns:w="http://schemas.openxmlformats.org/wordprocessingml/2006/main" xmlns:wne="http://schemas.microsoft.com/office/word/2006/wordml" xmlns:wp14="http://schemas.microsoft.com/office/word/2010/wordprocessingDrawing" xmlns:wp="http://schemas.openxmlformats.org/drawingml/2006/wordprocessingDrawing" xmlns:wpc="http://schemas.microsoft.com/office/word/2010/wordprocessingCanvas" xmlns:wpg="http://schemas.microsoft.com/office/word/2010/wordprocessingGroup" xmlns:wpi="http://schemas.microsoft.com/office/word/2010/wordprocessingInk" xmlns:wps="http://schemas.microsoft.com/office/word/2010/wordprocessingShape" mc:Ignorable="w14 wp14">
+  <w:p>
+    <w:pPr>
+      <w:pStyle w:val="Footer"/>
+      <w:spacing w:line="240" w:lineRule="auto" w:before="0" w:after="0"/>
+      <w:ind w:firstLine="709"/>
+      <w:jc w:val="both"/>
+    </w:pPr>
+  </w:p>
+</w:ftr>
+</file>
+
+<file path=word/header1.xml><?xml version="1.0" encoding="utf-8"?>
+<w:hdr xmlns:m="http://schemas.openxmlformats.org/officeDocument/2006/math" xmlns:mc="http://schemas.openxmlformats.org/markup-compatibility/2006" xmlns:mo="http://schemas.microsoft.com/office/mac/office/2008/main" xmlns:mv="urn:schemas-microsoft-com:mac:vml" xmlns:o="urn:schemas-microsoft-com:office:office" xmlns:r="http://schemas.openxmlformats.org/officeDocument/2006/relationships" xmlns:v="urn:schemas-microsoft-com:vml" xmlns:w10="urn:schemas-microsoft-com:office:word" xmlns:w14="http://schemas.microsoft.com/office/word/2010/wordml" xmlns:w="http://schemas.openxmlformats.org/wordprocessingml/2006/main" xmlns:wne="http://schemas.microsoft.com/office/word/2006/wordml" xmlns:wp14="http://schemas.microsoft.com/office/word/2010/wordprocessingDrawing" xmlns:wp="http://schemas.openxmlformats.org/drawingml/2006/wordprocessingDrawing" xmlns:wpc="http://schemas.microsoft.com/office/word/2010/wordprocessingCanvas" xmlns:wpg="http://schemas.microsoft.com/office/word/2010/wordprocessingGroup" xmlns:wpi="http://schemas.microsoft.com/office/word/2010/wordprocessingInk" xmlns:wps="http://schemas.microsoft.com/office/word/2010/wordprocessingShape" mc:Ignorable="w14 wp14">
+  <w:p>
+    <w:pPr>
+      <w:pStyle w:val="Header"/>
+      <w:spacing w:line="240" w:lineRule="auto" w:before="0" w:after="0"/>
+      <w:ind w:firstLine="709"/>
+      <w:jc w:val="both"/>
+    </w:pPr>
+  </w:p>
+</w:hdr>
+</file>
+
+<file path=word/header2.xml><?xml version="1.0" encoding="utf-8"?>
+<w:hdr xmlns:m="http://schemas.openxmlformats.org/officeDocument/2006/math" xmlns:mc="http://schemas.openxmlformats.org/markup-compatibility/2006" xmlns:mo="http://schemas.microsoft.com/office/mac/office/2008/main" xmlns:mv="urn:schemas-microsoft-com:mac:vml" xmlns:o="urn:schemas-microsoft-com:office:office" xmlns:r="http://schemas.openxmlformats.org/officeDocument/2006/relationships" xmlns:v="urn:schemas-microsoft-com:vml" xmlns:w10="urn:schemas-microsoft-com:office:word" xmlns:w14="http://schemas.microsoft.com/office/word/2010/wordml" xmlns:w="http://schemas.openxmlformats.org/wordprocessingml/2006/main" xmlns:wne="http://schemas.microsoft.com/office/word/2006/wordml" xmlns:wp14="http://schemas.microsoft.com/office/word/2010/wordprocessingDrawing" xmlns:wp="http://schemas.openxmlformats.org/drawingml/2006/wordprocessingDrawing" xmlns:wpc="http://schemas.microsoft.com/office/word/2010/wordprocessingCanvas" xmlns:wpg="http://schemas.microsoft.com/office/word/2010/wordprocessingGroup" xmlns:wpi="http://schemas.microsoft.com/office/word/2010/wordprocessingInk" xmlns:wps="http://schemas.microsoft.com/office/word/2010/wordprocessingShape" mc:Ignorable="w14 wp14">
+  <w:p>
+    <w:pPr>
+      <w:pStyle w:val="Header"/>
+      <w:spacing w:line="240" w:lineRule="auto" w:before="0" w:after="0"/>
+      <w:ind w:firstLine="709"/>
+      <w:jc w:val="both"/>
+    </w:pPr>
+  </w:p>
+</w:hdr>
+</file>
+
+<file path=word/header3.xml><?xml version="1.0" encoding="utf-8"?>
+<w:hdr xmlns:m="http://schemas.openxmlformats.org/officeDocument/2006/math" xmlns:mc="http://schemas.openxmlformats.org/markup-compatibility/2006" xmlns:mo="http://schemas.microsoft.com/office/mac/office/2008/main" xmlns:mv="urn:schemas-microsoft-com:mac:vml" xmlns:o="urn:schemas-microsoft-com:office:office" xmlns:r="http://schemas.openxmlformats.org/officeDocument/2006/relationships" xmlns:v="urn:schemas-microsoft-com:vml" xmlns:w10="urn:schemas-microsoft-com:office:word" xmlns:w14="http://schemas.microsoft.com/office/word/2010/wordml" xmlns:w="http://schemas.openxmlformats.org/wordprocessingml/2006/main" xmlns:wne="http://schemas.microsoft.com/office/word/2006/wordml" xmlns:wp14="http://schemas.microsoft.com/office/word/2010/wordprocessingDrawing" xmlns:wp="http://schemas.openxmlformats.org/drawingml/2006/wordprocessingDrawing" xmlns:wpc="http://schemas.microsoft.com/office/word/2010/wordprocessingCanvas" xmlns:wpg="http://schemas.microsoft.com/office/word/2010/wordprocessingGroup" xmlns:wpi="http://schemas.microsoft.com/office/word/2010/wordprocessingInk" xmlns:wps="http://schemas.microsoft.com/office/word/2010/wordprocessingShape" mc:Ignorable="w14 wp14">
+  <w:p>
+    <w:pPr>
+      <w:pStyle w:val="Header"/>
+      <w:spacing w:line="240" w:lineRule="auto" w:before="0" w:after="0"/>
+      <w:ind w:firstLine="709"/>
+      <w:jc w:val="both"/>
+    </w:pPr>
+  </w:p>
+</w:hdr>
 </file>
 
 <file path=word/numbering.xml><?xml version="1.0" encoding="utf-8"?>
@@ -751,19 +1000,32 @@
   <w:style w:type="paragraph" w:default="1" w:styleId="a">
     <w:name w:val="Normal"/>
     <w:qFormat/>
+    <w:pPr>
+      <w:spacing w:line="240" w:lineRule="auto" w:before="0" w:after="0"/>
+      <w:ind w:firstLine="709"/>
+      <w:jc w:val="both"/>
+    </w:pPr>
+    <w:rPr>
+      <w:rFonts w:ascii="Times New Roman" w:hAnsi="Times New Roman"/>
+      <w:b w:val="0"/>
+      <w:sz w:val="28"/>
+    </w:rPr>
   </w:style>
   <w:style w:type="paragraph" w:styleId="1">
     <w:name w:val="heading 1"/>
     <w:qFormat/>
     <w:pPr>
+      <w:spacing w:line="240" w:lineRule="auto" w:before="0" w:after="0"/>
+      <w:ind w:firstLine="709"/>
+      <w:jc w:val="both"/>
       <w:outlineLvl w:val="0"/>
     </w:pPr>
     <w:rPr>
-      <w:rFonts w:ascii="Arial" w:hAnsi="Arial"/>
+      <w:rFonts w:ascii="Times New Roman" w:hAnsi="Times New Roman"/>
       <w:b/>
       <w:bCs/>
       <w:color w:val="000000"/>
-      <w:sz w:val="32"/>
+      <w:sz w:val="28"/>
       <w:szCs w:val="32"/>
     </w:rPr>
   </w:style>
@@ -771,24 +1033,33 @@
     <w:name w:val="heading 2"/>
     <w:qFormat/>
     <w:pPr>
+      <w:spacing w:line="240" w:lineRule="auto" w:before="0" w:after="0"/>
+      <w:ind w:firstLine="709"/>
+      <w:jc w:val="both"/>
       <w:outlineLvl w:val="1"/>
     </w:pPr>
     <w:rPr>
-      <w:rFonts w:ascii="Arial" w:hAnsi="Arial"/>
+      <w:rFonts w:ascii="Times New Roman" w:hAnsi="Times New Roman"/>
       <w:b/>
       <w:bCs/>
       <w:color w:val="000000"/>
+      <w:sz w:val="28"/>
     </w:rPr>
   </w:style>
   <w:style w:type="paragraph" w:styleId="3">
     <w:name w:val="heading 3"/>
     <w:qFormat/>
     <w:pPr>
+      <w:spacing w:line="240" w:lineRule="auto" w:before="0" w:after="0"/>
+      <w:ind w:firstLine="709"/>
+      <w:jc w:val="both"/>
       <w:outlineLvl w:val="2"/>
     </w:pPr>
     <w:rPr>
+      <w:rFonts w:ascii="Times New Roman" w:hAnsi="Times New Roman"/>
+      <w:b/>
       <w:color w:val="1F4D78"/>
-      <w:sz w:val="24"/>
+      <w:sz w:val="28"/>
       <w:szCs w:val="24"/>
     </w:rPr>
   </w:style>
@@ -796,32 +1067,50 @@
     <w:name w:val="heading 4"/>
     <w:qFormat/>
     <w:pPr>
+      <w:spacing w:line="240" w:lineRule="auto" w:before="0" w:after="0"/>
+      <w:ind w:firstLine="709"/>
+      <w:jc w:val="both"/>
       <w:outlineLvl w:val="3"/>
     </w:pPr>
     <w:rPr>
+      <w:rFonts w:ascii="Times New Roman" w:hAnsi="Times New Roman"/>
+      <w:b/>
       <w:i/>
       <w:iCs/>
       <w:color w:val="2E74B5"/>
+      <w:sz w:val="28"/>
     </w:rPr>
   </w:style>
   <w:style w:type="paragraph" w:styleId="5">
     <w:name w:val="heading 5"/>
     <w:qFormat/>
     <w:pPr>
+      <w:spacing w:line="240" w:lineRule="auto" w:before="0" w:after="0"/>
+      <w:ind w:firstLine="709"/>
+      <w:jc w:val="both"/>
       <w:outlineLvl w:val="4"/>
     </w:pPr>
     <w:rPr>
+      <w:rFonts w:ascii="Times New Roman" w:hAnsi="Times New Roman"/>
+      <w:b/>
       <w:color w:val="2E74B5"/>
+      <w:sz w:val="28"/>
     </w:rPr>
   </w:style>
   <w:style w:type="paragraph" w:styleId="6">
     <w:name w:val="heading 6"/>
     <w:qFormat/>
     <w:pPr>
+      <w:spacing w:line="240" w:lineRule="auto" w:before="0" w:after="0"/>
+      <w:ind w:firstLine="709"/>
+      <w:jc w:val="both"/>
       <w:outlineLvl w:val="5"/>
     </w:pPr>
     <w:rPr>
+      <w:rFonts w:ascii="Times New Roman" w:hAnsi="Times New Roman"/>
+      <w:b/>
       <w:color w:val="1F4D78"/>
+      <w:sz w:val="28"/>
     </w:rPr>
   </w:style>
   <w:style w:type="character" w:default="1" w:styleId="a0">
@@ -854,24 +1143,47 @@
   <w:style w:type="paragraph" w:styleId="a3">
     <w:name w:val="Title"/>
     <w:qFormat/>
-    <w:rPr>
-      <w:rFonts w:ascii="Arial" w:hAnsi="Arial"/>
+    <w:pPr>
+      <w:spacing w:line="240" w:lineRule="auto" w:before="0" w:after="0"/>
+      <w:ind w:firstLine="709"/>
+      <w:jc w:val="both"/>
+    </w:pPr>
+    <w:rPr>
+      <w:rFonts w:ascii="Times New Roman" w:hAnsi="Times New Roman"/>
+      <w:b/>
       <w:color w:val="000000"/>
-      <w:sz w:val="36"/>
+      <w:sz w:val="28"/>
       <w:szCs w:val="56"/>
     </w:rPr>
   </w:style>
   <w:style w:type="paragraph" w:customStyle="1" w:styleId="10">
     <w:name w:val="Строгий1"/>
     <w:qFormat/>
-    <w:rPr>
-      <w:b/>
+    <w:pPr>
+      <w:spacing w:line="240" w:lineRule="auto" w:before="0" w:after="0"/>
+      <w:ind w:firstLine="709"/>
+      <w:jc w:val="both"/>
+    </w:pPr>
+    <w:rPr>
+      <w:rFonts w:ascii="Times New Roman" w:hAnsi="Times New Roman"/>
+      <w:b w:val="0"/>
       <w:bCs/>
+      <w:sz w:val="28"/>
     </w:rPr>
   </w:style>
   <w:style w:type="paragraph" w:styleId="a4">
     <w:name w:val="List Paragraph"/>
     <w:qFormat/>
+    <w:pPr>
+      <w:spacing w:line="240" w:lineRule="auto" w:before="0" w:after="0"/>
+      <w:ind w:firstLine="709"/>
+      <w:jc w:val="both"/>
+    </w:pPr>
+    <w:rPr>
+      <w:rFonts w:ascii="Times New Roman" w:hAnsi="Times New Roman"/>
+      <w:b w:val="0"/>
+      <w:sz w:val="28"/>
+    </w:rPr>
   </w:style>
   <w:style w:type="character" w:styleId="a5">
     <w:name w:val="Hyperlink"/>
@@ -897,8 +1209,15 @@
     <w:uiPriority w:val="99"/>
     <w:semiHidden/>
     <w:unhideWhenUsed/>
-    <w:rPr>
-      <w:sz w:val="20"/>
+    <w:pPr>
+      <w:spacing w:line="240" w:lineRule="auto" w:before="0" w:after="0"/>
+      <w:ind w:firstLine="709"/>
+      <w:jc w:val="both"/>
+    </w:pPr>
+    <w:rPr>
+      <w:rFonts w:ascii="Times New Roman" w:hAnsi="Times New Roman"/>
+      <w:b w:val="0"/>
+      <w:sz w:val="28"/>
       <w:szCs w:val="20"/>
     </w:rPr>
   </w:style>
@@ -928,8 +1247,15 @@
     <w:uiPriority w:val="99"/>
     <w:semiHidden/>
     <w:unhideWhenUsed/>
-    <w:rPr>
-      <w:sz w:val="20"/>
+    <w:pPr>
+      <w:spacing w:line="240" w:lineRule="auto" w:before="0" w:after="0"/>
+      <w:ind w:firstLine="709"/>
+      <w:jc w:val="both"/>
+    </w:pPr>
+    <w:rPr>
+      <w:rFonts w:ascii="Times New Roman" w:hAnsi="Times New Roman"/>
+      <w:b w:val="0"/>
+      <w:sz w:val="28"/>
       <w:szCs w:val="20"/>
     </w:rPr>
   </w:style>
